--- a/1. Software y Hardware/1.2 Elaboración/1.2.4 SRICA_024_000 - Diagrama de Paquetes.docx
+++ b/1. Software y Hardware/1.2 Elaboración/1.2.4 SRICA_024_000 - Diagrama de Paquetes.docx
@@ -1,6 +1,6 @@
 
 <file path=word/document.xml><?xml version="1.0" encoding="utf-8"?>
-<w:document xmlns:wpc="http://schemas.microsoft.com/office/word/2010/wordprocessingCanvas" xmlns:cx="http://schemas.microsoft.com/office/drawing/2014/chartex" xmlns:cx1="http://schemas.microsoft.com/office/drawing/2015/9/8/chartex" xmlns:cx2="http://schemas.microsoft.com/office/drawing/2015/10/21/chartex" xmlns:cx3="http://schemas.microsoft.com/office/drawing/2016/5/9/chartex" xmlns:cx4="http://schemas.microsoft.com/office/drawing/2016/5/10/chartex" xmlns:cx5="http://schemas.microsoft.com/office/drawing/2016/5/11/chartex" xmlns:cx6="http://schemas.microsoft.com/office/drawing/2016/5/12/chartex" xmlns:cx7="http://schemas.microsoft.com/office/drawing/2016/5/13/chartex" xmlns:cx8="http://schemas.microsoft.com/office/drawing/2016/5/14/chartex" xmlns:mc="http://schemas.openxmlformats.org/markup-compatibility/2006" xmlns:aink="http://schemas.microsoft.com/office/drawing/2016/ink" xmlns:am3d="http://schemas.microsoft.com/office/drawing/2017/model3d" xmlns:o="urn:schemas-microsoft-com:office:office" xmlns:r="http://schemas.openxmlformats.org/officeDocument/2006/relationships" xmlns:m="http://schemas.openxmlformats.org/officeDocument/2006/math" xmlns:v="urn:schemas-microsoft-com:vml" xmlns:wp14="http://schemas.microsoft.com/office/word/2010/wordprocessingDrawing" xmlns:wp="http://schemas.openxmlformats.org/drawingml/2006/wordprocessingDrawing" xmlns:w10="urn:schemas-microsoft-com:office:word" xmlns:w="http://schemas.openxmlformats.org/wordprocessingml/2006/main" xmlns:w14="http://schemas.microsoft.com/office/word/2010/wordml" xmlns:w15="http://schemas.microsoft.com/office/word/2012/wordml" xmlns:w16cex="http://schemas.microsoft.com/office/word/2018/wordml/cex" xmlns:w16cid="http://schemas.microsoft.com/office/word/2016/wordml/cid" xmlns:w16="http://schemas.microsoft.com/office/word/2018/wordml" xmlns:w16se="http://schemas.microsoft.com/office/word/2015/wordml/symex" xmlns:wpg="http://schemas.microsoft.com/office/word/2010/wordprocessingGroup" xmlns:wpi="http://schemas.microsoft.com/office/word/2010/wordprocessingInk" xmlns:wne="http://schemas.microsoft.com/office/word/2006/wordml" xmlns:wps="http://schemas.microsoft.com/office/word/2010/wordprocessingShape" mc:Ignorable="w14 w15 w16se w16cid w16 w16cex wp14">
+<w:document xmlns:wpc="http://schemas.microsoft.com/office/word/2010/wordprocessingCanvas" xmlns:cx="http://schemas.microsoft.com/office/drawing/2014/chartex" xmlns:cx1="http://schemas.microsoft.com/office/drawing/2015/9/8/chartex" xmlns:cx2="http://schemas.microsoft.com/office/drawing/2015/10/21/chartex" xmlns:cx3="http://schemas.microsoft.com/office/drawing/2016/5/9/chartex" xmlns:cx4="http://schemas.microsoft.com/office/drawing/2016/5/10/chartex" xmlns:cx5="http://schemas.microsoft.com/office/drawing/2016/5/11/chartex" xmlns:cx6="http://schemas.microsoft.com/office/drawing/2016/5/12/chartex" xmlns:cx7="http://schemas.microsoft.com/office/drawing/2016/5/13/chartex" xmlns:cx8="http://schemas.microsoft.com/office/drawing/2016/5/14/chartex" xmlns:mc="http://schemas.openxmlformats.org/markup-compatibility/2006" xmlns:aink="http://schemas.microsoft.com/office/drawing/2016/ink" xmlns:am3d="http://schemas.microsoft.com/office/drawing/2017/model3d" xmlns:o="urn:schemas-microsoft-com:office:office" xmlns:r="http://schemas.openxmlformats.org/officeDocument/2006/relationships" xmlns:m="http://schemas.openxmlformats.org/officeDocument/2006/math" xmlns:v="urn:schemas-microsoft-com:vml" xmlns:wp14="http://schemas.microsoft.com/office/word/2010/wordprocessingDrawing" xmlns:wp="http://schemas.openxmlformats.org/drawingml/2006/wordprocessingDrawing" xmlns:w10="urn:schemas-microsoft-com:office:word" xmlns:w="http://schemas.openxmlformats.org/wordprocessingml/2006/main" xmlns:w14="http://schemas.microsoft.com/office/word/2010/wordml" xmlns:w15="http://schemas.microsoft.com/office/word/2012/wordml" xmlns:w16cex="http://schemas.microsoft.com/office/word/2018/wordml/cex" xmlns:w16cid="http://schemas.microsoft.com/office/word/2016/wordml/cid" xmlns:w16="http://schemas.microsoft.com/office/word/2018/wordml" xmlns:w16sdtdh="http://schemas.microsoft.com/office/word/2020/wordml/sdtdatahash" xmlns:w16se="http://schemas.microsoft.com/office/word/2015/wordml/symex" xmlns:wpg="http://schemas.microsoft.com/office/word/2010/wordprocessingGroup" xmlns:wpi="http://schemas.microsoft.com/office/word/2010/wordprocessingInk" xmlns:wne="http://schemas.microsoft.com/office/word/2006/wordml" xmlns:wps="http://schemas.microsoft.com/office/word/2010/wordprocessingShape" mc:Ignorable="w14 w15 w16se w16cid w16 w16cex w16sdtdh wp14">
   <w:body>
     <w:p>
       <w:pPr>
@@ -728,7 +728,7 @@
               </w:rPr>
             </w:pPr>
             <w:r>
-              <w:object w:dxaOrig="17850" w:dyaOrig="13462" w14:anchorId="6B4C10F4">
+              <w:object w:dxaOrig="17850" w:dyaOrig="13462" w14:anchorId="245F52A1">
                 <v:shapetype id="_x0000_t75" coordsize="21600,21600" o:spt="75" o:preferrelative="t" path="m@4@5l@4@11@9@11@9@5xe" filled="f" stroked="f">
                   <v:stroke joinstyle="miter"/>
                   <v:formulas>
@@ -748,10 +748,10 @@
                   <v:path o:extrusionok="f" gradientshapeok="t" o:connecttype="rect"/>
                   <o:lock v:ext="edit" aspectratio="t"/>
                 </v:shapetype>
-                <v:shape id="_x0000_i1025" type="#_x0000_t75" style="width:684.75pt;height:348pt" o:ole="">
+                <v:shape id="_x0000_i1041" type="#_x0000_t75" style="width:688.3pt;height:350.8pt" o:ole="">
                   <v:imagedata r:id="rId4" o:title=""/>
                 </v:shape>
-                <o:OLEObject Type="Embed" ProgID="Visio.Drawing.15" ShapeID="_x0000_i1025" DrawAspect="Content" ObjectID="_1676123100" r:id="rId5"/>
+                <o:OLEObject Type="Embed" ProgID="Visio.Drawing.15" ShapeID="_x0000_i1041" DrawAspect="Content" ObjectID="_1710101195" r:id="rId5"/>
               </w:object>
             </w:r>
           </w:p>
@@ -785,7 +785,7 @@
 </file>
 
 <file path=word/styles.xml><?xml version="1.0" encoding="utf-8"?>
-<w:styles xmlns:mc="http://schemas.openxmlformats.org/markup-compatibility/2006" xmlns:r="http://schemas.openxmlformats.org/officeDocument/2006/relationships" xmlns:w="http://schemas.openxmlformats.org/wordprocessingml/2006/main" xmlns:w14="http://schemas.microsoft.com/office/word/2010/wordml" xmlns:w15="http://schemas.microsoft.com/office/word/2012/wordml" xmlns:w16cex="http://schemas.microsoft.com/office/word/2018/wordml/cex" xmlns:w16cid="http://schemas.microsoft.com/office/word/2016/wordml/cid" xmlns:w16="http://schemas.microsoft.com/office/word/2018/wordml" xmlns:w16se="http://schemas.microsoft.com/office/word/2015/wordml/symex" mc:Ignorable="w14 w15 w16se w16cid w16 w16cex">
+<w:styles xmlns:mc="http://schemas.openxmlformats.org/markup-compatibility/2006" xmlns:r="http://schemas.openxmlformats.org/officeDocument/2006/relationships" xmlns:w="http://schemas.openxmlformats.org/wordprocessingml/2006/main" xmlns:w14="http://schemas.microsoft.com/office/word/2010/wordml" xmlns:w15="http://schemas.microsoft.com/office/word/2012/wordml" xmlns:w16cex="http://schemas.microsoft.com/office/word/2018/wordml/cex" xmlns:w16cid="http://schemas.microsoft.com/office/word/2016/wordml/cid" xmlns:w16="http://schemas.microsoft.com/office/word/2018/wordml" xmlns:w16sdtdh="http://schemas.microsoft.com/office/word/2020/wordml/sdtdatahash" xmlns:w16se="http://schemas.microsoft.com/office/word/2015/wordml/symex" mc:Ignorable="w14 w15 w16se w16cid w16 w16cex w16sdtdh">
   <w:docDefaults>
     <w:rPrDefault>
       <w:rPr>
